--- a/physics_course/word/lesson03_เฉลย.docx
+++ b/physics_course/word/lesson03_เฉลย.docx
@@ -17,7 +17,7 @@
           <w:b/>
           <w:sz w:val="24"/>
         </w:rPr>
-        <w:t xml:space="preserve">ข้อ p1_l03_001: </w:t>
+        <w:t xml:space="preserve">ข้อ 1: </w:t>
       </w:r>
       <w:r>
         <w:rPr>
@@ -41,7 +41,7 @@
           <w:b/>
           <w:sz w:val="24"/>
         </w:rPr>
-        <w:t xml:space="preserve">ข้อ p1_l03_002: </w:t>
+        <w:t xml:space="preserve">ข้อ 2: </w:t>
       </w:r>
       <w:r>
         <w:rPr>
@@ -65,7 +65,7 @@
           <w:b/>
           <w:sz w:val="24"/>
         </w:rPr>
-        <w:t xml:space="preserve">ข้อ p1_l03_003: </w:t>
+        <w:t xml:space="preserve">ข้อ 3: </w:t>
       </w:r>
       <w:r>
         <w:rPr>
@@ -89,7 +89,7 @@
           <w:b/>
           <w:sz w:val="24"/>
         </w:rPr>
-        <w:t xml:space="preserve">ข้อ p1_l03_004: </w:t>
+        <w:t xml:space="preserve">ข้อ 4: </w:t>
       </w:r>
       <w:r>
         <w:rPr>
@@ -115,7 +115,7 @@
           <w:b/>
           <w:sz w:val="24"/>
         </w:rPr>
-        <w:t xml:space="preserve">ข้อ p1_l03_005: </w:t>
+        <w:t xml:space="preserve">ข้อ 5: </w:t>
       </w:r>
       <w:r>
         <w:rPr>
@@ -143,7 +143,7 @@
           <w:b/>
           <w:sz w:val="24"/>
         </w:rPr>
-        <w:t xml:space="preserve">ข้อ p1_l03_006: </w:t>
+        <w:t xml:space="preserve">ข้อ 6: </w:t>
       </w:r>
       <w:r>
         <w:rPr>
@@ -167,7 +167,7 @@
           <w:b/>
           <w:sz w:val="24"/>
         </w:rPr>
-        <w:t xml:space="preserve">ข้อ p1_l03_007: </w:t>
+        <w:t xml:space="preserve">ข้อ 7: </w:t>
       </w:r>
       <w:r>
         <w:rPr>
@@ -193,7 +193,7 @@
           <w:b/>
           <w:sz w:val="24"/>
         </w:rPr>
-        <w:t xml:space="preserve">ข้อ p1_l03_008: </w:t>
+        <w:t xml:space="preserve">ข้อ 8: </w:t>
       </w:r>
       <w:r>
         <w:rPr>
@@ -219,7 +219,7 @@
           <w:b/>
           <w:sz w:val="24"/>
         </w:rPr>
-        <w:t xml:space="preserve">ข้อ p1_l03_009: </w:t>
+        <w:t xml:space="preserve">ข้อ 9: </w:t>
       </w:r>
       <w:r>
         <w:rPr>
@@ -247,7 +247,7 @@
           <w:b/>
           <w:sz w:val="24"/>
         </w:rPr>
-        <w:t xml:space="preserve">ข้อ p1_l03_010: </w:t>
+        <w:t xml:space="preserve">ข้อ 10: </w:t>
       </w:r>
       <w:r>
         <w:rPr>
@@ -277,7 +277,7 @@
           <w:b/>
           <w:sz w:val="24"/>
         </w:rPr>
-        <w:t xml:space="preserve">ข้อ p1_l03_011: </w:t>
+        <w:t xml:space="preserve">ข้อ 11: </w:t>
       </w:r>
       <w:r>
         <w:rPr>
@@ -303,7 +303,7 @@
           <w:b/>
           <w:sz w:val="24"/>
         </w:rPr>
-        <w:t xml:space="preserve">ข้อ p1_l03_012: </w:t>
+        <w:t xml:space="preserve">ข้อ 12: </w:t>
       </w:r>
       <w:r>
         <w:rPr>
@@ -331,7 +331,7 @@
           <w:b/>
           <w:sz w:val="24"/>
         </w:rPr>
-        <w:t xml:space="preserve">ข้อ p1_l03_013: </w:t>
+        <w:t xml:space="preserve">ข้อ 13: </w:t>
       </w:r>
       <w:r>
         <w:rPr>
@@ -355,7 +355,7 @@
           <w:b/>
           <w:sz w:val="24"/>
         </w:rPr>
-        <w:t xml:space="preserve">ข้อ p1_l03_014: </w:t>
+        <w:t xml:space="preserve">ข้อ 14: </w:t>
       </w:r>
       <w:r>
         <w:rPr>
@@ -381,7 +381,7 @@
           <w:b/>
           <w:sz w:val="24"/>
         </w:rPr>
-        <w:t xml:space="preserve">ข้อ p1_l03_015: </w:t>
+        <w:t xml:space="preserve">ข้อ 15: </w:t>
       </w:r>
       <w:r>
         <w:rPr>
@@ -405,7 +405,7 @@
           <w:b/>
           <w:sz w:val="24"/>
         </w:rPr>
-        <w:t xml:space="preserve">ข้อ p1_l03_016: </w:t>
+        <w:t xml:space="preserve">ข้อ 16: </w:t>
       </w:r>
       <w:r>
         <w:rPr>
@@ -433,7 +433,7 @@
           <w:b/>
           <w:sz w:val="24"/>
         </w:rPr>
-        <w:t xml:space="preserve">ข้อ p1_l03_017: </w:t>
+        <w:t xml:space="preserve">ข้อ 17: </w:t>
       </w:r>
       <w:r>
         <w:rPr>
@@ -459,7 +459,7 @@
           <w:b/>
           <w:sz w:val="24"/>
         </w:rPr>
-        <w:t xml:space="preserve">ข้อ p1_l03_018: </w:t>
+        <w:t xml:space="preserve">ข้อ 18: </w:t>
       </w:r>
       <w:r>
         <w:rPr>
@@ -489,7 +489,7 @@
           <w:b/>
           <w:sz w:val="24"/>
         </w:rPr>
-        <w:t xml:space="preserve">ข้อ p1_l03_019: </w:t>
+        <w:t xml:space="preserve">ข้อ 19: </w:t>
       </w:r>
       <w:r>
         <w:rPr>
@@ -513,7 +513,7 @@
           <w:b/>
           <w:sz w:val="24"/>
         </w:rPr>
-        <w:t xml:space="preserve">ข้อ p1_l03_020: </w:t>
+        <w:t xml:space="preserve">ข้อ 20: </w:t>
       </w:r>
       <w:r>
         <w:rPr>
@@ -541,7 +541,7 @@
           <w:b/>
           <w:sz w:val="24"/>
         </w:rPr>
-        <w:t xml:space="preserve">ข้อ p1_l03_021: </w:t>
+        <w:t xml:space="preserve">ข้อ 21: </w:t>
       </w:r>
       <w:r>
         <w:rPr>
@@ -565,7 +565,7 @@
           <w:b/>
           <w:sz w:val="24"/>
         </w:rPr>
-        <w:t xml:space="preserve">ข้อ p1_l03_022: </w:t>
+        <w:t xml:space="preserve">ข้อ 22: </w:t>
       </w:r>
       <w:r>
         <w:rPr>
@@ -595,7 +595,7 @@
           <w:b/>
           <w:sz w:val="24"/>
         </w:rPr>
-        <w:t xml:space="preserve">ข้อ p1_l03_023: </w:t>
+        <w:t xml:space="preserve">ข้อ 23: </w:t>
       </w:r>
       <w:r>
         <w:rPr>
@@ -619,7 +619,7 @@
           <w:b/>
           <w:sz w:val="24"/>
         </w:rPr>
-        <w:t xml:space="preserve">ข้อ p1_l03_024: </w:t>
+        <w:t xml:space="preserve">ข้อ 24: </w:t>
       </w:r>
       <w:r>
         <w:rPr>
@@ -649,7 +649,7 @@
           <w:b/>
           <w:sz w:val="24"/>
         </w:rPr>
-        <w:t xml:space="preserve">ข้อ p1_l03_025: </w:t>
+        <w:t xml:space="preserve">ข้อ 25: </w:t>
       </w:r>
       <w:r>
         <w:rPr>
